--- a/manuscript/drafts/discussion.docx
+++ b/manuscript/drafts/discussion.docx
@@ -134,6 +134,14 @@
         <w:pict>
           <v:rect style="width:0;height:1.5pt" o:hralign="center" o:hrstd="t" o:hr="t"/>
         </w:pict>
+      </w:r>
+    </w:p>
+    <w:p>
+      <w:pPr>
+        <w:pStyle w:val="FirstParagraph"/>
+      </w:pPr>
+      <w:r>
+        <w:t xml:space="preserve">Bulgularımız, AH-GBM ortak biyolojisini araştıran öncü çalışmalarla çelişki oluşturmak yerine tamamlayıcı bir katman sunmaktadır. Liu ve arkadaşlarının 2013’teki bulk mikrodizin çalışması¹⁶, ERK/MAPK ve Angiopoietin yolakları üzerinden ters yönlü yolak regülasyonu çerçevesini oluşturmuş; bizim analizimiz ise hücre-tipi çözünürlüğünde her iki hastalıkta aşağı-regüle olan bir çekirdek imzayı (DD) ortaya koymuştur — bu farklılık, bulk-düzeyi ters regülasyon sinyalinin hücre-tipi düzeyinde farklı bir örüntüye dönüşebileceğini düşündürmektedir. Liu ve arkadaşlarının 2025 çalışması¹⁷, 1.217 tümör baskılayıcı gen listesi ile kısıtlanmış bir aday-gen taramasında TNFRSF12A’yı öne çıkarmıştır; bizim transkriptom-wide analizimizde bu gen DD imzasında yer almamıştır, bu da metodolojik yaklaşım (aday-gen listesi vs transkriptom-wide) farkının doğrudan bir sonucudur. Xu ve arkadaşlarının 2025 çalışması¹⁸, makine öğrenmesi tabanlı marker seçimi ile dört mitokondriyal marker (EFHD1, SASH1, FAM110B, SLC25A18) tanımlamıştır; bu markerlardan hiçbiri bizim DD imzamızda yer almamaktadır, ancak Xu ve arkadaşlarının vurguladığı mitokondriyal disfonksiyon ekseni ile bizim bulgularımızdaki HIF-1/AMPK metabolik-stres ekseni biyolojik olarak birbirini destekleyen kavramlar olabilir. Bu üç öncü çalışma ile bizim analizimizin farklı gen kümelerini işaret etmesi, çelişki değil, farklı metodolojik pencerelerden bakıldığında AH-GBM ortak biyolojisinin çok katmanlı bir olgu olduğuna işaret etmektedir.</w:t>
       </w:r>
     </w:p>
     <w:bookmarkEnd w:id="9"/>

--- a/manuscript/drafts/discussion.docx
+++ b/manuscript/drafts/discussion.docx
@@ -411,6 +411,23 @@
       </w:pPr>
       <w:r>
         <w:t xml:space="preserve">Son olarak, DD imzasındaki bazı genlerin kategori sınırındaki konumları (örneğin AH tarafında nötr-hafif aşağı ve GBM tarafında belirgin yukarı olan sekiz gen), üç-kategorili sınıflandırmanın kesin eşiklerle değil, göreli bir konumlandırmayla yapıldığını hatırlatmaktadır. Bu sınıflandırma, biyolojik hikâyeyi görünür kılmak için tercih edilmiştir, ancak gelecekteki çalışmalar bu kategori sınırlarını daha büyük kohortlarda test etmelidir.</w:t>
+      </w:r>
+    </w:p>
+    <w:p>
+      <w:pPr>
+        <w:pStyle w:val="BodyText"/>
+      </w:pPr>
+      <w:r>
+        <w:t xml:space="preserve">Altıncı sınırlama, Aşama 1 keşif kohortunun demografik komposizyonundan kaynaklanmaktadır. Leng ve arkadaşlarının³ paylaştığı 20 donörün tamamı erkektir; bu durum, DD imzasındaki cinsiyet-spesifik varyansın değerlendirilememesine yol açmakta ve bulguların kadın AH hastalarına genellenebilirliğini sınırlandırmaktadır. Ek olarak, kohortun Braak evrelerine göre yaş dağılımında belirgin bir dengesizlik mevcuttur: Braak 0 grubunun ortalama yaşı 60 iken, Braak II grubunun 82 ve Braak VI grubunun 78’dir. Braak 0 ile Braak II arasında yaklaşık 22 yıllık bu yaş farkı, birincil kontrastta (Braak II − Braak 0) yaşla ilişkili nöronal senesans, oksidatif stres ve mitokondriyal disfonksiyon sinyallerinin, Braak-patoloji sinyalleriyle kısmen karışabileceğine işaret etmektedir. Ön kayıtlı analiz planında yaş kovaryat olarak tanımlanmamış olduğu için birincil analiz plana bağlı kalınarak yaş-kontrolsüz olarak yürütülmüştür; ancak dış hakem değerlendirme sürecinde bu konu gündeme geldiği için post-hoc bir duyarlılık analizi yaş kovaryatlı tasarım altında (</w:t>
+      </w:r>
+      <w:r>
+        <w:rPr>
+          <w:rStyle w:val="VerbatimChar"/>
+        </w:rPr>
+        <w:t xml:space="preserve">~ 0 + braak_group + subcluster + age</w:t>
+      </w:r>
+      <w:r>
+        <w:t xml:space="preserve">) yürütülmüş ve DD imzasının kararlılığı Ek Tablo S2 ve Ek Şekil S3’te raporlanmıştır. Yaş-ayarlı sensitivity analizin sonuçları, DD çekirdek imzasının büyük ölçüde korunduğunu göstermekle birlikte, hipoksi ve metabolik-stres yolaklarındaki bazı bileşenlerin yaş etkisinden bağımsız olup olmadığının değerlendirilmesi ileriki çalışmalarda gerekmektedir. Bu sapma DEVIATIONS.md belgesinde tarihli olarak dokümante edilmiştir.</w:t>
       </w:r>
     </w:p>
     <w:bookmarkEnd w:id="15"/>

--- a/manuscript/drafts/discussion.docx
+++ b/manuscript/drafts/discussion.docx
@@ -206,7 +206,31 @@
         <w:pStyle w:val="FirstParagraph"/>
       </w:pPr>
       <w:r>
-        <w:t xml:space="preserve">DD imzasında ikinci alt-küme — CEBPD, FLNA, JUNB, PER1, PFKFB3 ve ZFP36L1 — her iki hastalıkta yukarı-regüle olarak öne çıkmıştır ve pathway zenginleştirme sonuçlarıyla birleşince manuscript’in en özgün bulgusu olarak konumlanmaktadır. Bu altı gen, tek başına değerlendirildiğinde farklı işlevsel ailelere ait görünmektedir: JUNB ve CEBPD immediate-early transkripsiyon faktörleri, PER1 sirkadiyen ritim düzenleyicisi, ZFP36L1 mRNA stabilizasyon düzenleyicisi (bir tristetraprolin ailesi üyesi), FLNA (filamin-A) sitiskelet stres yeniden düzenleyicisi ve PFKFB3 hipoksi-indüklenebilir glikoliz enzimidir. Ancak KEGG yolak analizi bu genleri HIF-1 (p=0.041) ve AMPK (p=0.049) sinyal yolaklarına eşlemiş; bu iki yolağın birlikte zenginleşmesi hücresel enerji dengesi bozukluğu ve hipoksik/oksidatif stres uyum yanıtının çekirdek bir mekanizma olarak öne çıktığına işaret etmektedir.</w:t>
+        <w:t xml:space="preserve">DD imzasında ikinci alt-küme — CEBPD, FLNA, JUNB, PER1, PFKFB3 ve ZFP36L1 — keşif kohortlarında (Leng RORB+ eksitatör nöronlar; Neftel nöral-taklit vs diğer malign hücresel durumlar)</w:t>
+      </w:r>
+      <w:r>
+        <w:t xml:space="preserve"> </w:t>
+      </w:r>
+      <w:r>
+        <w:t xml:space="preserve">‘her iki hastalıkta aşağı-regüle’</w:t>
+      </w:r>
+      <w:r>
+        <w:t xml:space="preserve"> </w:t>
+      </w:r>
+      <w:r>
+        <w:t xml:space="preserve">konumdadır ve RRHO2 DD çeyreğine bu nedenle dahil edilmiştir. Ancak bu altı genin doku düzeyi validasyon kohortlarındaki davranışı bu discovery-düzeyi konumdan belirgin biçimde ayrışmaktadır: GSE125583 bulk RNA-seq kohortunda (n=289) ileri AH doku örneklerinin kontrole göre ekspresyon farkı ortalaması +0,42 (altı genin tamamı yukarı), TCGA-GBM (n=157) tümör dokusunun GTEx normal korteksine (n=510) göre ortalama logFC değeri +1,17 (altı genin tamamı yukarı) olarak gözlenmektedir (Figure 5, Figure 6 ve Bölüm 3.4). Bu</w:t>
+      </w:r>
+      <w:r>
+        <w:t xml:space="preserve"> </w:t>
+      </w:r>
+      <w:r>
+        <w:t xml:space="preserve">‘discovery-düzeyi savunmasız nöron/hücresel durum aşağı, doku-düzeyi doku genelinde yukarı’</w:t>
+      </w:r>
+      <w:r>
+        <w:t xml:space="preserve"> </w:t>
+      </w:r>
+      <w:r>
+        <w:t xml:space="preserve">örüntüsü, altı genin yalnızca hücre-tipine özgü bir kayıp sinyali değil, doku genelinde tetiklenen bir stres/hipoksi programının parçası olduğuna işaret etmektedir; savunmasız nöronların ölümüne rağmen kalan hücrelerin ve reaktif glianın bu programı aktive ettiği yorumu, iki katmanın bir arada değerlendirilmesiyle elde edilen tutarlı bir açıklamadır.</w:t>
       </w:r>
     </w:p>
     <w:p>
@@ -214,7 +238,23 @@
         <w:pStyle w:val="BodyText"/>
       </w:pPr>
       <w:r>
-        <w:t xml:space="preserve">Bu eksenin AH ve GBM’i paylaşılan bir kırılganlık programı çerçevesinde birleştirmesi biyolojik olarak akla yatkın olmakla birlikte literatürde henüz sistematik olarak vurgulanmamıştır. AH tarafında, kortikal hipoperfüzyon ve mitokondriyal disfonksiyon yerleşik patojenik unsurlardır; PFKFB3’ün AH nöronlarında glikolitik kayma ve nörotoksisite ile ilişkilendirildiği bildirilmiştir [VERIFY: PFKFB3 in AD, likely Herrero-Mendez et al. or Rodriguez-Rodriguez et al.]. GBM tarafında ise HIF-1 ekseni tümör-içi hipoksik nişlerde kök-hücre benzeri fenotipin idamesinde ve tedaviye direncin merkezinde yer almaktadır [VERIFY: recent HIF-1 in GBM reviews]. AMPK ise her iki hastalıkta enerji sensörü olarak ikili bir rol üstlenir: AH’de AMPK aktivasyonu tau fosforilasyonu ve otofaji akışını etkilerken, GBM’de AMPK’nın hem tümör baskılayıcı hem de sağkalım-destekleyici yönleri raporlanmıştır [VERIFY]. JUNB ve CEBPD stres-tetiklenebilir transkripsiyon faktörleri olarak her iki hastalıkta reaktif glia programının parçası olabilir; ZFP36L1 ise inflamatuar mRNA’ların stabilitesini düzenleyerek stres yanıtının çözümlenmesinde görev alır.</w:t>
+        <w:t xml:space="preserve">Bu altı gen, tek başına değerlendirildiğinde farklı işlevsel ailelere ait görünmektedir: JUNB ve CEBPD immediate-early transkripsiyon faktörleri, PER1 sirkadiyen ritim düzenleyicisi, ZFP36L1 mRNA stabilizasyon düzenleyicisi (bir tristetraprolin ailesi üyesi), FLNA (filamin-A) sitiskelet stres yeniden düzenleyicisi ve PFKFB3 hipoksi-indüklenebilir glikoliz enzimidir. KEGG yolak analizi bu genleri HIF-1 (p=0,041) ve AMPK (p=0,049) sinyal yolaklarına eşlemiştir; her iki yolak nominal anlamlılık düzeyinde ve BH-düzeltilmesi sonrası anlamlılığın altında yer almaktadır; dolayısıyla bu enrichment sonuçları</w:t>
+      </w:r>
+      <w:r>
+        <w:t xml:space="preserve"> </w:t>
+      </w:r>
+      <w:r>
+        <w:rPr>
+          <w:b/>
+          <w:bCs/>
+        </w:rPr>
+        <w:t xml:space="preserve">kesin bir yolak atfı olarak değil, hipotez üretici bir aday eksen</w:t>
+      </w:r>
+      <w:r>
+        <w:t xml:space="preserve"> </w:t>
+      </w:r>
+      <w:r>
+        <w:t xml:space="preserve">olarak değerlendirilmelidir. Bu şerhle birlikte, iki yolağın birlikte öne çıkması hücresel enerji dengesi bozukluğu ve hipoksik/oksidatif stres uyum yanıtının paylaşılan bir kırılganlık ekseni olabileceğine dair üretici bir hipotez sunmaktadır.</w:t>
       </w:r>
     </w:p>
     <w:p>
@@ -222,7 +262,28 @@
         <w:pStyle w:val="BodyText"/>
       </w:pPr>
       <w:r>
-        <w:t xml:space="preserve">Bu altı genin ve iki KEGG yolağının bir arada zenginleşmesinin en tutarlı yorumu, hücresel enerji ve stres uyumu programlarının her iki hastalıkta paralel biçimde tetiklendiğidir. AH’de bu program muhtemelen kronik metabolik/oksidatif stres altında bozulmuş nöronların ve reaktif glianın ’uyum çabası’nı temsil eder; GBM’de ise tümör-içi hipoksik nişlerde ve glikolitik yeniden düzenleme gerektiren malign hücrelerin adaptif programını yansıtır. Farklı klinik senaryolara karşın, altında yatan stres/hipoksi eksenli hücresel adaptasyon çekirdeği paylaşılmaktadır. Bu yorumun, iki hastalık arasındaki paylaşılan biyolojinin yeni ve önceden vurgulanmamış bir katmanını temsil ettiği düşünülmektedir.</w:t>
+        <w:t xml:space="preserve">Bu eksenin AH ve GBM’i paylaşılan bir kırılganlık programı çerçevesinde birleştirmesi biyolojik olarak akla yatkındır. AH tarafında, kortikal hipoperfüzyon ve mitokondriyal disfonksiyon yerleşik patojenik unsurlardır; PFKFB3’ün AH nöronlarında glikolitik kayma ve nörotoksisite ile ilişkilendirildiği bildirilmiştir [VERIFY: PFKFB3 in AD literature]. GBM tarafında ise HIF-1 ekseni tümör-içi hipoksik nişlerde kök-hücre benzeri fenotipin idamesinde ve tedaviye direncin merkezinde yer almaktadır [VERIFY: HIF-1 in GBM reviews]. AMPK ise her iki hastalıkta enerji sensörü olarak ikili bir rol üstlenir: AH’de AMPK aktivasyonu tau fosforilasyonu ve otofaji akışını etkilerken, GBM’de AMPK’nın hem tümör baskılayıcı hem de sağkalım-destekleyici yönleri raporlanmıştır [VERIFY: AMPK dual role literature]. JUNB ve CEBPD stres-tetiklenebilir transkripsiyon faktörleri olarak her iki hastalıkta reaktif glia programının parçası olabilir; ZFP36L1 ise inflamatuar mRNA’ların stabilitesini düzenleyerek stres yanıtının çözümlenmesinde görev alır.</w:t>
+      </w:r>
+    </w:p>
+    <w:p>
+      <w:pPr>
+        <w:pStyle w:val="BodyText"/>
+      </w:pPr>
+      <w:r>
+        <w:t xml:space="preserve">Bu altı genin ve iki KEGG yolağının bir arada zenginleşmesinin en tutarlı yorumu, hücresel enerji ve stres uyumu programlarının her iki hastalıkta paralel biçimde tetiklendiğidir. AH’de bu program muhtemelen kronik metabolik/oksidatif stres altında bozulmuş nöronların ve reaktif glianın ’uyum çabası’nı temsil eder; GBM’de ise tümör-içi hipoksik nişlerde ve glikolitik yeniden düzenleme gerektiren malign hücrelerin adaptif programını yansıtır. Ancak bu yorumun önemli bir sınırı vardır: Bölüm 4.3.2’de raporlanan yaş-kovaryatlı duyarlılık analizinde, bu altı genin discovery kohortundaki sinyalinin 5/6 oranında işaret değişimi (sign flip) göstermesi, Leng kohortundaki yaş-Braak kolinerliği altında discovery-düzeyi atfın bu kategoride en kırılgan olduğuna işaret etmektedir. Bu nedenle</w:t>
+      </w:r>
+      <w:r>
+        <w:t xml:space="preserve"> </w:t>
+      </w:r>
+      <w:r>
+        <w:rPr>
+          <w:b/>
+          <w:bCs/>
+        </w:rPr>
+        <w:t xml:space="preserve">stres/hipoksi ekseninin biyolojik anlamlılığının ana kanıt tabanı, discovery kohortu değil, bağımsız validasyon kohortlarında (GSE125583 bulk ve TCGA-GBM/GTEx) altı genin tutarlı yukarı-regülasyon örüntüsüdür</w:t>
+      </w:r>
+      <w:r>
+        <w:t xml:space="preserve">. Validasyon kohortları Leng-spesifik yaş-Braak kolinerliğinden bağımsız olduğu için, bu kroskuhort persistans stres/hipoksi programının gerçek bir biyolojik sinyal olduğunu — ancak fonksiyonel doğrulama gerektirdiğini — düşündürmektedir. HIF-1α/PFKFB3 modülasyonu, JUNB/CEBPD knock-down/aktivasyonu gibi hücre kültürü veya organoid deneyleri ile bu paylaşılan eksenin nedensellik düzeyinde test edilmesi ileriki çalışmaların önceliği olarak öne çıkmaktadır.</w:t>
       </w:r>
     </w:p>
     <w:bookmarkEnd w:id="11"/>
@@ -418,7 +479,7 @@
         <w:pStyle w:val="BodyText"/>
       </w:pPr>
       <w:r>
-        <w:t xml:space="preserve">Altıncı sınırlama, Aşama 1 keşif kohortunun demografik komposizyonundan kaynaklanmaktadır. Leng ve arkadaşlarının³ paylaştığı 20 donörün tamamı erkektir; bu durum, DD imzasındaki cinsiyet-spesifik varyansın değerlendirilememesine yol açmakta ve bulguların kadın AH hastalarına genellenebilirliğini sınırlandırmaktadır. Ek olarak, kohortun Braak evrelerine göre yaş dağılımında belirgin bir dengesizlik mevcuttur: Braak 0 grubunun ortalama yaşı 60 iken, Braak II grubunun 82 ve Braak VI grubunun 78’dir. Braak 0 ile Braak II arasında yaklaşık 22 yıllık bu yaş farkı, birincil kontrastta (Braak II − Braak 0) yaşla ilişkili nöronal senesans, oksidatif stres ve mitokondriyal disfonksiyon sinyallerinin, Braak-patoloji sinyalleriyle kısmen karışabileceğine işaret etmektedir. Ön kayıtlı analiz planında yaş kovaryat olarak tanımlanmamış olduğu için birincil analiz plana bağlı kalınarak yaş-kontrolsüz olarak yürütülmüştür; ancak dış hakem değerlendirme sürecinde bu konu gündeme geldiği için post-hoc bir duyarlılık analizi yaş kovaryatlı tasarım altında (</w:t>
+        <w:t xml:space="preserve">Altıncı sınırlama, Aşama 1 keşif kohortunun demografik komposizyonundan kaynaklanmaktadır. Leng ve arkadaşlarının³ paylaştığı 20 donörün tamamı erkektir; bu durum, DD imzasındaki cinsiyet-spesifik varyansın değerlendirilememesine yol açmakta ve bulguların kadın AH hastalarına genellenebilirliğini sınırlandırmaktadır. Ek olarak, kohortun Braak evrelerine göre yaş dağılımında belirgin bir dengesizlik mevcuttur: Braak 0 grubu (n=3, yaş aralığı 50-71, ortalama 60), Braak II grubu (n=4, yaş aralığı 72-91, ortalama 82) ve Braak VI grubu (n=3, yaş aralığı 72-82, ortalama 79). Braak 0 ile Braak II grupları arasında yaş aralıklarında hiçbir örtüşme bulunmamakta, birincil kontrastta yaş ile Braak evresi arasındaki Pearson korelasyonu 0,80 ve tasarım matrisinin koşul sayısı 951 seviyesine ulaşmaktadır — literatürde &gt;100 ciddi kolinerlik, &gt;900 ise tekil (singular) tasarıma yakın bir yapı olarak kabul edilir. Ön kayıtlı analiz planında yaş kovaryat olarak tanımlanmamış olduğu için birincil analiz plana bağlı kalınarak yaş-kontrolsüz olarak yürütülmüştür; dış hakem değerlendirme sürecinde bu konu gündeme geldiği için post-hoc bir duyarlılık analizi yaş-kovaryatlı tasarım altında (</w:t>
       </w:r>
       <w:r>
         <w:rPr>
@@ -427,7 +488,31 @@
         <w:t xml:space="preserve">~ 0 + braak_group + subcluster + age</w:t>
       </w:r>
       <w:r>
-        <w:t xml:space="preserve">) yürütülmüş ve DD imzasının kararlılığı Ek Tablo S2 ve Ek Şekil S3’te raporlanmıştır. Yaş-ayarlı sensitivity analizin sonuçları, DD çekirdek imzasının büyük ölçüde korunduğunu göstermekle birlikte, hipoksi ve metabolik-stres yolaklarındaki bazı bileşenlerin yaş etkisinden bağımsız olup olmadığının değerlendirilmesi ileriki çalışmalarda gerekmektedir. Bu sapma DEVIATIONS.md belgesinde tarihli olarak dokümante edilmiştir.</w:t>
+        <w:t xml:space="preserve">) yürütülmüştür (Ek Tablo S2, Ek Şekil S3).</w:t>
+      </w:r>
+    </w:p>
+    <w:p>
+      <w:pPr>
+        <w:pStyle w:val="BodyText"/>
+      </w:pPr>
+      <w:r>
+        <w:t xml:space="preserve">Yaş kovaryatlı sensitivity analizi, birincil kontrastta anlamlı DE gen sayısını 486’dan 3’e (%99,4 azalma) düşürmüş; DD çekirdek imzasındaki 20 gen için işaret uyumluluğu %60 (12/20) düzeyine gerilemiş ve hiçbir gen FDR&lt;0,05 anlamlılığını koruyamamıştır. Sinyal kaybı kategori bazında heterojen bir örüntü sergilemektedir: divergent tümör-spesifik kategori (8 gen) %88 işaret uyumluluğu ile büyük ölçüde stabil kalırken, paylaşılan nöronal kimlik kaybı kategorisi (6 gen) %67 uyum göstermiş, ancak paylaşılan stres/hipoksi kategorisi (6 gen) yalnızca %17 işaret uyumluluğu ile 5/6 gen için işaret değişimi (sign flip) sergilemiştir.</w:t>
+      </w:r>
+      <w:r>
+        <w:t xml:space="preserve"> </w:t>
+      </w:r>
+      <w:r>
+        <w:rPr>
+          <w:b/>
+          <w:bCs/>
+        </w:rPr>
+        <w:t xml:space="preserve">Bu sonuç analitik bir tercih değil, Leng kohortundaki bağış seçim yapısının doğrudan sonucudur:</w:t>
+      </w:r>
+      <w:r>
+        <w:t xml:space="preserve"> </w:t>
+      </w:r>
+      <w:r>
+        <w:t xml:space="preserve">22 yıllık yaş farkı ve sıfır yaş örtüşmesi altında yaş ile Braak evresi istatistiksel olarak birbirinden ayrıştırılamamaktadır. Bu limitasyon, discovery kohortu düzeyinde yaş etkisi ile Braak-patoloji etkisinin ayrıştırılabilir olmadığını göstermektedir; dolayısıyla stres/hipoksi ekseninin biyolojik anlamlılığının değerlendirilmesinde bağımsız validasyon kohortları — farklı yaş dağılımlarına ve farklı confounding yapılarına sahip GSE125583 bulk RNA-seq (n=289) ve TCGA-GBM/GTEx kohortları (n=157 vs n=510) — birincil kanıt kaynağı olarak değerlendirilmelidir. Bu validasyon kohortlarında DD imzasındaki genlerin tutarlı ekspresyon örüntüleri göstermesi (Bölüm 3.4), Leng-spesifik kolinerlik yapısından bağımsız bir biyolojik sinyalin varlığına işaret etmektedir. Bu sapma ve tam post-hoc duyarlılık sonuçları DEVIATIONS.md belgesinde 2026-09-25 tarihli olarak dokümante edilmiştir.</w:t>
       </w:r>
     </w:p>
     <w:bookmarkEnd w:id="15"/>
